--- a/워드/P1_학생용_워크북.docx
+++ b/워드/P1_학생용_워크북.docx
@@ -2977,7 +2977,7 @@
           <w:b w:val="0"/>
           <w:sz w:val="20"/>
         </w:rPr>
-        <w:t>☐  AI의 질문을 받았다</w:t>
+        <w:t>☐  AI의 질문을 받아 읽어 보았다</w:t>
       </w:r>
     </w:p>
     <w:p>
@@ -3444,7 +3444,7 @@
           <w:b w:val="0"/>
           <w:sz w:val="20"/>
         </w:rPr>
-        <w:t>☐  뼈대를 먼저 받았다</w:t>
+        <w:t>☐  뼈대를 먼저 받았는지 확인했다</w:t>
       </w:r>
     </w:p>
     <w:p>
